--- a/ky/wisdom-stories/if-the-road-does-not-tire-you-it-is-because-of-your-companion.docx
+++ b/ky/wisdom-stories/if-the-road-does-not-tire-you-it-is-because-of-your-companion.docx
@@ -57,7 +57,7 @@
           <w:sz w:val="22"/>
           <w:lang w:val="ky-KG"/>
         </w:rPr>
-        <w:t>Ошол маалда атаң түшкү тыныгууга үйгө келди. Менин ыйлап отурганымды көрүп, ийнени колуна алды да, аз эле убакытта жуурканды шырып бүтүп, четке коюп койду. Анан тамагын ичип, кайра жумушуна кетти. Кайненеме эч нерсе айткан жок. Ал үйгө кайтып келип, жууркандын толук даяр болгонун көргөндө абдан ыраазы болду».</w:t>
+        <w:t>Ошол маалда атаң түшкү тыныгууга үйгө келди. Менин ыйлап отурганымды көрүп, ийнени колуна алды да, аз эле убакытта жуурканды шырып бүтүрдү. Анан тамагын ичип, кайра жумушуна кетти. Кайненеме эч нерсе айткан жок. Ал үйгө кайтып келип, жууркандын толук даяр болгонун көргөндө абдан ыраазы болду».</w:t>
       </w:r>
     </w:p>
     <w:p>
@@ -99,7 +99,7 @@
           <w:sz w:val="22"/>
           <w:lang w:val="ky-KG"/>
         </w:rPr>
-        <w:t xml:space="preserve">Сабак: </w:t>
+        <w:t>Сабак: Чарчаткан да, жүктү жеңилдеткен да жол эмес, жаныңдагы адам. Туура жолдош оор ишти да жеңилдетет.</w:t>
       </w:r>
       <w:r>
         <w:rPr>
@@ -108,7 +108,6 @@
           <w:sz w:val="22"/>
           <w:lang w:val="ky-KG"/>
         </w:rPr>
-        <w:t>Жакшы жолдош оор жолду да жеңилдетет. Жакыныңа жүк болбой, жөлөк бол.</w:t>
       </w:r>
     </w:p>
     <w:p>
@@ -128,7 +127,7 @@
           <w:sz w:val="18"/>
           <w:lang w:val="ky-KG"/>
         </w:rPr>
-        <w:t>Окуя ачык интернет булактарынан алынды.</w:t>
+        <w:t>Аңгемелер ачык интернет булактарынан алынган, иллюстрациялар болсо ЖИ менен түзүлгөн.</w:t>
       </w:r>
     </w:p>
     <w:sectPr>
